--- a/docs/m3/data-analysis-intro/files/FS2_Mean-or-Median.docx
+++ b/docs/m3/data-analysis-intro/files/FS2_Mean-or-Median.docx
@@ -2091,7 +2091,7 @@
                       <w:color w:val="0F7B7B"/>
                       <w:sz w:val="19"/>
                     </w:rPr>
-                    <w:t>Média</w:t>
+                    <w:t>mean (rata-rata)</w:t>
                   </w:r>
                 </w:p>
               </w:tc>
@@ -2141,7 +2141,7 @@
                       <w:color w:val="0F7B7B"/>
                       <w:sz w:val="19"/>
                     </w:rPr>
-                    <w:t>Valór klaran</w:t>
+                    <w:t>valór klaran</w:t>
                   </w:r>
                 </w:p>
               </w:tc>
